--- a/Programaruhaz_Specifikacio_V2.docx
+++ b/Programaruhaz_Specifikacio_V2.docx
@@ -1,16 +1,18 @@
 
 <file path=word/document.xml><?xml version="1.0" encoding="utf-8"?>
 <w:document xmlns:wpc="http://schemas.microsoft.com/office/word/2010/wordprocessingCanvas" xmlns:cx="http://schemas.microsoft.com/office/drawing/2014/chartex" xmlns:cx1="http://schemas.microsoft.com/office/drawing/2015/9/8/chartex" xmlns:cx2="http://schemas.microsoft.com/office/drawing/2015/10/21/chartex" xmlns:cx3="http://schemas.microsoft.com/office/drawing/2016/5/9/chartex" xmlns:cx4="http://schemas.microsoft.com/office/drawing/2016/5/10/chartex" xmlns:cx5="http://schemas.microsoft.com/office/drawing/2016/5/11/chartex" xmlns:cx6="http://schemas.microsoft.com/office/drawing/2016/5/12/chartex" xmlns:cx7="http://schemas.microsoft.com/office/drawing/2016/5/13/chartex" xmlns:cx8="http://schemas.microsoft.com/office/drawing/2016/5/14/chartex" xmlns:mc="http://schemas.openxmlformats.org/markup-compatibility/2006" xmlns:aink="http://schemas.microsoft.com/office/drawing/2016/ink" xmlns:am3d="http://schemas.microsoft.com/office/drawing/2017/model3d" xmlns:o="urn:schemas-microsoft-com:office:office" xmlns:r="http://schemas.openxmlformats.org/officeDocument/2006/relationships" xmlns:m="http://schemas.openxmlformats.org/officeDocument/2006/math" xmlns:v="urn:schemas-microsoft-com:vml" xmlns:wp14="http://schemas.microsoft.com/office/word/2010/wordprocessingDrawing" xmlns:wp="http://schemas.openxmlformats.org/drawingml/2006/wordprocessingDrawing" xmlns:w10="urn:schemas-microsoft-com:office:word" xmlns:w="http://schemas.openxmlformats.org/wordprocessingml/2006/main" xmlns:w14="http://schemas.microsoft.com/office/word/2010/wordml" xmlns:w15="http://schemas.microsoft.com/office/word/2012/wordml" xmlns:w16cex="http://schemas.microsoft.com/office/word/2018/wordml/cex" xmlns:w16cid="http://schemas.microsoft.com/office/word/2016/wordml/cid" xmlns:w16="http://schemas.microsoft.com/office/word/2018/wordml" xmlns:w16sdtdh="http://schemas.microsoft.com/office/word/2020/wordml/sdtdatahash" xmlns:w16se="http://schemas.microsoft.com/office/word/2015/wordml/symex" xmlns:wpg="http://schemas.microsoft.com/office/word/2010/wordprocessingGroup" xmlns:wpi="http://schemas.microsoft.com/office/word/2010/wordprocessingInk" xmlns:wne="http://schemas.microsoft.com/office/word/2006/wordml" xmlns:wps="http://schemas.microsoft.com/office/word/2010/wordprocessingShape" mc:Ignorable="w14 w15 w16se w16cid w16 w16cex w16sdtdh wp14">
-  <w:background w:color="F2E9DC"/>
+  <w:background w:color="F0E7D5"/>
   <w:body>
     <w:p>
       <w:pPr>
         <w:pStyle w:val="Cm"/>
         <w:spacing w:before="3960" w:after="120"/>
       </w:pPr>
-      <w:r>
-        <w:t>Programáruház</w:t>
-      </w:r>
+      <w:proofErr w:type="spellStart"/>
+      <w:r>
+        <w:t>KalandBörze</w:t>
+      </w:r>
+      <w:proofErr w:type="spellEnd"/>
     </w:p>
     <w:p>
       <w:pPr>
@@ -1104,7 +1106,7 @@
         <w:rPr>
           <w:noProof/>
         </w:rPr>
-        <w:t>Lorem ipsum dolor sit amet, consectetuer adipiscing elit. Maecenas porttitor congue massa. Fusce posuere, magna sed pulvinar ultricies, purus lectus malesuada libero, sit amet commodo magna eros quis urna.</w:t>
+        <w:t>KalandBörze</w:t>
       </w:r>
     </w:p>
     <w:p>
@@ -1260,16 +1262,14 @@
     </w:p>
     <w:p>
       <w:pPr>
-        <w:spacing w:before="120" w:after="120"/>
-        <w:rPr>
-          <w:noProof/>
-        </w:rPr>
-      </w:pPr>
-      <w:r>
-        <w:rPr>
-          <w:noProof/>
-        </w:rPr>
-        <w:t xml:space="preserve">Pellentesque </w:t>
+        <w:pStyle w:val="Listaszerbekezds"/>
+        <w:numPr>
+          <w:ilvl w:val="0"/>
+          <w:numId w:val="5"/>
+        </w:numPr>
+      </w:pPr>
+      <w:r>
+        <w:t>Windows10/11</w:t>
       </w:r>
     </w:p>
     <w:p>
@@ -1283,11 +1283,16 @@
       <w:bookmarkEnd w:id="5"/>
     </w:p>
     <w:p>
-      <w:proofErr w:type="spellStart"/>
-      <w:r>
-        <w:t>Placeholder</w:t>
-      </w:r>
-      <w:proofErr w:type="spellEnd"/>
+      <w:pPr>
+        <w:pStyle w:val="Listaszerbekezds"/>
+        <w:numPr>
+          <w:ilvl w:val="0"/>
+          <w:numId w:val="5"/>
+        </w:numPr>
+      </w:pPr>
+      <w:r>
+        <w:t>C#</w:t>
+      </w:r>
     </w:p>
     <w:p>
       <w:pPr>
@@ -1300,28 +1305,70 @@
       <w:bookmarkEnd w:id="6"/>
     </w:p>
     <w:p>
-      <w:proofErr w:type="spellStart"/>
-      <w:r>
-        <w:t>Placeholder</w:t>
-      </w:r>
-      <w:proofErr w:type="spellEnd"/>
+      <w:pPr>
+        <w:pStyle w:val="Listaszerbekezds"/>
+        <w:numPr>
+          <w:ilvl w:val="0"/>
+          <w:numId w:val="5"/>
+        </w:numPr>
+      </w:pPr>
+      <w:bookmarkStart w:id="7" w:name="_Toc239762674"/>
+      <w:r>
+        <w:t>C# forrásállomány</w:t>
+      </w:r>
+    </w:p>
+    <w:p>
+      <w:pPr>
+        <w:pStyle w:val="Listaszerbekezds"/>
+        <w:numPr>
+          <w:ilvl w:val="0"/>
+          <w:numId w:val="5"/>
+        </w:numPr>
+      </w:pPr>
+      <w:r>
+        <w:t>Teljes projekt környezet</w:t>
+      </w:r>
+    </w:p>
+    <w:p>
+      <w:pPr>
+        <w:pStyle w:val="Listaszerbekezds"/>
+        <w:numPr>
+          <w:ilvl w:val="0"/>
+          <w:numId w:val="5"/>
+        </w:numPr>
+      </w:pPr>
+      <w:r>
+        <w:t>Technikai dokumentáció (pdf formátumban)</w:t>
+      </w:r>
+    </w:p>
+    <w:p>
+      <w:pPr>
+        <w:pStyle w:val="Listaszerbekezds"/>
+        <w:numPr>
+          <w:ilvl w:val="0"/>
+          <w:numId w:val="5"/>
+        </w:numPr>
+      </w:pPr>
+      <w:r>
+        <w:t>Felhasználói dokumentáció</w:t>
+      </w:r>
     </w:p>
     <w:p>
       <w:pPr>
         <w:pStyle w:val="Cmsor2"/>
       </w:pPr>
-      <w:bookmarkStart w:id="7" w:name="_Toc239762674"/>
       <w:r>
         <w:t>Szoftverfejlesztés</w:t>
       </w:r>
       <w:bookmarkEnd w:id="7"/>
     </w:p>
     <w:p>
-      <w:proofErr w:type="spellStart"/>
-      <w:r>
-        <w:t>Placeholder</w:t>
-      </w:r>
-      <w:proofErr w:type="spellEnd"/>
+      <w:pPr>
+        <w:ind w:left="357"/>
+      </w:pPr>
+      <w:r>
+        <w:t>A feladat egy olyan rendszer készítése amely lehetővé teszi  a felhasználóknak, hogy programokat hirdessenek és azzal lehetőséget adva más felhasználóknak, hogy lefoglalják azokat.</w:t>
+      </w:r>
     </w:p>
     <w:p>
       <w:pPr>
@@ -1333,6 +1380,144 @@
       </w:r>
       <w:bookmarkEnd w:id="8"/>
     </w:p>
+    <w:p>
+      <w:pPr>
+        <w:ind w:left="360"/>
+      </w:pPr>
+      <w:r>
+        <w:t>A projekt keretében történő megvalósítás egy lehetséges felbontási lehetősége az alábbi:</w:t>
+      </w:r>
+    </w:p>
+    <w:p>
+      <w:pPr>
+        <w:pStyle w:val="Listaszerbekezds"/>
+        <w:numPr>
+          <w:ilvl w:val="1"/>
+          <w:numId w:val="6"/>
+        </w:numPr>
+        <w:spacing w:before="0" w:after="160"/>
+      </w:pPr>
+      <w:r>
+        <w:t>Adatbázis tervezése, kivitelezése,</w:t>
+      </w:r>
+      <w:r>
+        <w:t xml:space="preserve"> interface</w:t>
+      </w:r>
+      <w:r>
+        <w:t xml:space="preserve"> megírása</w:t>
+      </w:r>
+    </w:p>
+    <w:p>
+      <w:pPr>
+        <w:pStyle w:val="Listaszerbekezds"/>
+        <w:numPr>
+          <w:ilvl w:val="1"/>
+          <w:numId w:val="6"/>
+        </w:numPr>
+        <w:spacing w:before="0" w:after="160"/>
+      </w:pPr>
+      <w:r>
+        <w:t>Felhasználóbarát frontend (GUI) tervezése:</w:t>
+      </w:r>
+    </w:p>
+    <w:p>
+      <w:pPr>
+        <w:pStyle w:val="Listaszerbekezds"/>
+        <w:numPr>
+          <w:ilvl w:val="2"/>
+          <w:numId w:val="6"/>
+        </w:numPr>
+        <w:spacing w:before="0" w:after="160"/>
+      </w:pPr>
+      <w:r>
+        <w:t>Navigációs sáv</w:t>
+      </w:r>
+    </w:p>
+    <w:p>
+      <w:pPr>
+        <w:pStyle w:val="Listaszerbekezds"/>
+        <w:numPr>
+          <w:ilvl w:val="2"/>
+          <w:numId w:val="6"/>
+        </w:numPr>
+        <w:spacing w:before="0" w:after="160"/>
+      </w:pPr>
+      <w:r>
+        <w:t>Menürendszer</w:t>
+      </w:r>
+    </w:p>
+    <w:p>
+      <w:pPr>
+        <w:pStyle w:val="Listaszerbekezds"/>
+        <w:numPr>
+          <w:ilvl w:val="2"/>
+          <w:numId w:val="6"/>
+        </w:numPr>
+        <w:spacing w:before="0" w:after="160"/>
+      </w:pPr>
+      <w:r>
+        <w:t>Szűrővel ellátott kereső</w:t>
+      </w:r>
+    </w:p>
+    <w:p>
+      <w:pPr>
+        <w:pStyle w:val="Listaszerbekezds"/>
+        <w:numPr>
+          <w:ilvl w:val="2"/>
+          <w:numId w:val="6"/>
+        </w:numPr>
+        <w:spacing w:before="0" w:after="160"/>
+      </w:pPr>
+      <w:r>
+        <w:t>Keresési találatok listája</w:t>
+      </w:r>
+    </w:p>
+    <w:p>
+      <w:pPr>
+        <w:pStyle w:val="Listaszerbekezds"/>
+        <w:numPr>
+          <w:ilvl w:val="2"/>
+          <w:numId w:val="6"/>
+        </w:numPr>
+        <w:spacing w:before="0" w:after="160"/>
+      </w:pPr>
+      <w:r>
+        <w:t>Hirdető felület</w:t>
+      </w:r>
+    </w:p>
+    <w:p>
+      <w:pPr>
+        <w:pStyle w:val="Listaszerbekezds"/>
+        <w:numPr>
+          <w:ilvl w:val="2"/>
+          <w:numId w:val="6"/>
+        </w:numPr>
+        <w:spacing w:before="0" w:after="160"/>
+      </w:pPr>
+      <w:r>
+        <w:t>Admin felület</w:t>
+      </w:r>
+    </w:p>
+    <w:p>
+      <w:pPr>
+        <w:pStyle w:val="Listaszerbekezds"/>
+        <w:numPr>
+          <w:ilvl w:val="1"/>
+          <w:numId w:val="6"/>
+        </w:numPr>
+        <w:spacing w:before="0" w:after="160"/>
+      </w:pPr>
+      <w:r>
+        <w:t>Back</w:t>
+      </w:r>
+      <w:r>
+        <w:t>e</w:t>
+      </w:r>
+      <w:r>
+        <w:t>nd kivitelezése</w:t>
+      </w:r>
+    </w:p>
+    <w:p/>
     <w:p/>
     <w:p>
       <w:pPr>
@@ -1500,15 +1685,15 @@
         <w:noProof/>
       </w:rPr>
       <w:drawing>
-        <wp:anchor distT="0" distB="0" distL="114300" distR="114300" simplePos="0" relativeHeight="251658240" behindDoc="0" locked="0" layoutInCell="1" allowOverlap="1" wp14:anchorId="1A93F600" wp14:editId="53A10606">
+        <wp:anchor distT="0" distB="0" distL="114300" distR="114300" simplePos="0" relativeHeight="251658240" behindDoc="0" locked="0" layoutInCell="1" allowOverlap="1" wp14:anchorId="1A93F600" wp14:editId="066DDE08">
           <wp:simplePos x="0" y="0"/>
           <wp:positionH relativeFrom="margin">
-            <wp:posOffset>19050</wp:posOffset>
+            <wp:posOffset>-17780</wp:posOffset>
           </wp:positionH>
           <wp:positionV relativeFrom="paragraph">
-            <wp:posOffset>-440055</wp:posOffset>
+            <wp:posOffset>-362585</wp:posOffset>
           </wp:positionV>
-          <wp:extent cx="609600" cy="609600"/>
+          <wp:extent cx="609600" cy="560070"/>
           <wp:effectExtent l="0" t="0" r="0" b="0"/>
           <wp:wrapNone/>
           <wp:docPr id="1" name="Kép 1"/>
@@ -1522,7 +1707,7 @@
                   <pic:cNvPr id="1" name="Kép 1"/>
                   <pic:cNvPicPr/>
                 </pic:nvPicPr>
-                <pic:blipFill>
+                <pic:blipFill rotWithShape="1">
                   <a:blip r:embed="rId1">
                     <a:extLst>
                       <a:ext uri="{28A0092B-C50C-407E-A947-70E740481C1C}">
@@ -1530,18 +1715,25 @@
                       </a:ext>
                     </a:extLst>
                   </a:blip>
-                  <a:stretch>
-                    <a:fillRect/>
-                  </a:stretch>
+                  <a:srcRect b="8125"/>
+                  <a:stretch/>
                 </pic:blipFill>
-                <pic:spPr>
+                <pic:spPr bwMode="auto">
                   <a:xfrm>
                     <a:off x="0" y="0"/>
-                    <a:ext cx="609600" cy="609600"/>
+                    <a:ext cx="609600" cy="560070"/>
                   </a:xfrm>
                   <a:prstGeom prst="rect">
                     <a:avLst/>
                   </a:prstGeom>
+                  <a:ln>
+                    <a:noFill/>
+                  </a:ln>
+                  <a:extLst>
+                    <a:ext uri="{53640926-AAD7-44D8-BBD7-CCE9431645EC}">
+                      <a14:shadowObscured xmlns:a14="http://schemas.microsoft.com/office/drawing/2010/main"/>
+                    </a:ext>
+                  </a:extLst>
                 </pic:spPr>
               </pic:pic>
             </a:graphicData>
@@ -1652,6 +1844,231 @@
     </w:lvl>
   </w:abstractNum>
   <w:abstractNum w:abstractNumId="1" w15:restartNumberingAfterBreak="0">
+    <w:nsid w:val="2C7F3E5F"/>
+    <w:multiLevelType w:val="hybridMultilevel"/>
+    <w:tmpl w:val="992CBF76"/>
+    <w:lvl w:ilvl="0" w:tplc="6D04B808">
+      <w:numFmt w:val="bullet"/>
+      <w:lvlText w:val="-"/>
+      <w:lvlJc w:val="left"/>
+      <w:pPr>
+        <w:ind w:left="720" w:hanging="360"/>
+      </w:pPr>
+      <w:rPr>
+        <w:rFonts w:ascii="Times New Roman" w:eastAsiaTheme="minorHAnsi" w:hAnsi="Times New Roman" w:cs="Times New Roman" w:hint="default"/>
+      </w:rPr>
+    </w:lvl>
+    <w:lvl w:ilvl="1" w:tplc="040E0003" w:tentative="1">
+      <w:start w:val="1"/>
+      <w:numFmt w:val="bullet"/>
+      <w:lvlText w:val="o"/>
+      <w:lvlJc w:val="left"/>
+      <w:pPr>
+        <w:ind w:left="1440" w:hanging="360"/>
+      </w:pPr>
+      <w:rPr>
+        <w:rFonts w:ascii="Courier New" w:hAnsi="Courier New" w:cs="Courier New" w:hint="default"/>
+      </w:rPr>
+    </w:lvl>
+    <w:lvl w:ilvl="2" w:tplc="040E0005" w:tentative="1">
+      <w:start w:val="1"/>
+      <w:numFmt w:val="bullet"/>
+      <w:lvlText w:val=""/>
+      <w:lvlJc w:val="left"/>
+      <w:pPr>
+        <w:ind w:left="2160" w:hanging="360"/>
+      </w:pPr>
+      <w:rPr>
+        <w:rFonts w:ascii="Wingdings" w:hAnsi="Wingdings" w:hint="default"/>
+      </w:rPr>
+    </w:lvl>
+    <w:lvl w:ilvl="3" w:tplc="040E0001" w:tentative="1">
+      <w:start w:val="1"/>
+      <w:numFmt w:val="bullet"/>
+      <w:lvlText w:val=""/>
+      <w:lvlJc w:val="left"/>
+      <w:pPr>
+        <w:ind w:left="2880" w:hanging="360"/>
+      </w:pPr>
+      <w:rPr>
+        <w:rFonts w:ascii="Symbol" w:hAnsi="Symbol" w:hint="default"/>
+      </w:rPr>
+    </w:lvl>
+    <w:lvl w:ilvl="4" w:tplc="040E0003" w:tentative="1">
+      <w:start w:val="1"/>
+      <w:numFmt w:val="bullet"/>
+      <w:lvlText w:val="o"/>
+      <w:lvlJc w:val="left"/>
+      <w:pPr>
+        <w:ind w:left="3600" w:hanging="360"/>
+      </w:pPr>
+      <w:rPr>
+        <w:rFonts w:ascii="Courier New" w:hAnsi="Courier New" w:cs="Courier New" w:hint="default"/>
+      </w:rPr>
+    </w:lvl>
+    <w:lvl w:ilvl="5" w:tplc="040E0005" w:tentative="1">
+      <w:start w:val="1"/>
+      <w:numFmt w:val="bullet"/>
+      <w:lvlText w:val=""/>
+      <w:lvlJc w:val="left"/>
+      <w:pPr>
+        <w:ind w:left="4320" w:hanging="360"/>
+      </w:pPr>
+      <w:rPr>
+        <w:rFonts w:ascii="Wingdings" w:hAnsi="Wingdings" w:hint="default"/>
+      </w:rPr>
+    </w:lvl>
+    <w:lvl w:ilvl="6" w:tplc="040E0001" w:tentative="1">
+      <w:start w:val="1"/>
+      <w:numFmt w:val="bullet"/>
+      <w:lvlText w:val=""/>
+      <w:lvlJc w:val="left"/>
+      <w:pPr>
+        <w:ind w:left="5040" w:hanging="360"/>
+      </w:pPr>
+      <w:rPr>
+        <w:rFonts w:ascii="Symbol" w:hAnsi="Symbol" w:hint="default"/>
+      </w:rPr>
+    </w:lvl>
+    <w:lvl w:ilvl="7" w:tplc="040E0003" w:tentative="1">
+      <w:start w:val="1"/>
+      <w:numFmt w:val="bullet"/>
+      <w:lvlText w:val="o"/>
+      <w:lvlJc w:val="left"/>
+      <w:pPr>
+        <w:ind w:left="5760" w:hanging="360"/>
+      </w:pPr>
+      <w:rPr>
+        <w:rFonts w:ascii="Courier New" w:hAnsi="Courier New" w:cs="Courier New" w:hint="default"/>
+      </w:rPr>
+    </w:lvl>
+    <w:lvl w:ilvl="8" w:tplc="040E0005" w:tentative="1">
+      <w:start w:val="1"/>
+      <w:numFmt w:val="bullet"/>
+      <w:lvlText w:val=""/>
+      <w:lvlJc w:val="left"/>
+      <w:pPr>
+        <w:ind w:left="6480" w:hanging="360"/>
+      </w:pPr>
+      <w:rPr>
+        <w:rFonts w:ascii="Wingdings" w:hAnsi="Wingdings" w:hint="default"/>
+      </w:rPr>
+    </w:lvl>
+  </w:abstractNum>
+  <w:abstractNum w:abstractNumId="2" w15:restartNumberingAfterBreak="0">
+    <w:nsid w:val="31D31BE3"/>
+    <w:multiLevelType w:val="hybridMultilevel"/>
+    <w:tmpl w:val="60DC4554"/>
+    <w:lvl w:ilvl="0" w:tplc="4F467F70">
+      <w:start w:val="3"/>
+      <w:numFmt w:val="bullet"/>
+      <w:lvlText w:val="-"/>
+      <w:lvlJc w:val="left"/>
+      <w:pPr>
+        <w:ind w:left="720" w:hanging="360"/>
+      </w:pPr>
+      <w:rPr>
+        <w:rFonts w:ascii="Times New Roman" w:eastAsia="Times New Roman" w:hAnsi="Times New Roman" w:cs="Times New Roman" w:hint="default"/>
+      </w:rPr>
+    </w:lvl>
+    <w:lvl w:ilvl="1" w:tplc="040E0003">
+      <w:start w:val="1"/>
+      <w:numFmt w:val="bullet"/>
+      <w:lvlText w:val="o"/>
+      <w:lvlJc w:val="left"/>
+      <w:pPr>
+        <w:ind w:left="1440" w:hanging="360"/>
+      </w:pPr>
+      <w:rPr>
+        <w:rFonts w:ascii="Courier New" w:hAnsi="Courier New" w:cs="Courier New" w:hint="default"/>
+      </w:rPr>
+    </w:lvl>
+    <w:lvl w:ilvl="2" w:tplc="040E0005">
+      <w:start w:val="1"/>
+      <w:numFmt w:val="bullet"/>
+      <w:lvlText w:val=""/>
+      <w:lvlJc w:val="left"/>
+      <w:pPr>
+        <w:ind w:left="2160" w:hanging="360"/>
+      </w:pPr>
+      <w:rPr>
+        <w:rFonts w:ascii="Wingdings" w:hAnsi="Wingdings" w:hint="default"/>
+      </w:rPr>
+    </w:lvl>
+    <w:lvl w:ilvl="3" w:tplc="040E0001" w:tentative="1">
+      <w:start w:val="1"/>
+      <w:numFmt w:val="bullet"/>
+      <w:lvlText w:val=""/>
+      <w:lvlJc w:val="left"/>
+      <w:pPr>
+        <w:ind w:left="2880" w:hanging="360"/>
+      </w:pPr>
+      <w:rPr>
+        <w:rFonts w:ascii="Symbol" w:hAnsi="Symbol" w:hint="default"/>
+      </w:rPr>
+    </w:lvl>
+    <w:lvl w:ilvl="4" w:tplc="040E0003" w:tentative="1">
+      <w:start w:val="1"/>
+      <w:numFmt w:val="bullet"/>
+      <w:lvlText w:val="o"/>
+      <w:lvlJc w:val="left"/>
+      <w:pPr>
+        <w:ind w:left="3600" w:hanging="360"/>
+      </w:pPr>
+      <w:rPr>
+        <w:rFonts w:ascii="Courier New" w:hAnsi="Courier New" w:cs="Courier New" w:hint="default"/>
+      </w:rPr>
+    </w:lvl>
+    <w:lvl w:ilvl="5" w:tplc="040E0005" w:tentative="1">
+      <w:start w:val="1"/>
+      <w:numFmt w:val="bullet"/>
+      <w:lvlText w:val=""/>
+      <w:lvlJc w:val="left"/>
+      <w:pPr>
+        <w:ind w:left="4320" w:hanging="360"/>
+      </w:pPr>
+      <w:rPr>
+        <w:rFonts w:ascii="Wingdings" w:hAnsi="Wingdings" w:hint="default"/>
+      </w:rPr>
+    </w:lvl>
+    <w:lvl w:ilvl="6" w:tplc="040E0001" w:tentative="1">
+      <w:start w:val="1"/>
+      <w:numFmt w:val="bullet"/>
+      <w:lvlText w:val=""/>
+      <w:lvlJc w:val="left"/>
+      <w:pPr>
+        <w:ind w:left="5040" w:hanging="360"/>
+      </w:pPr>
+      <w:rPr>
+        <w:rFonts w:ascii="Symbol" w:hAnsi="Symbol" w:hint="default"/>
+      </w:rPr>
+    </w:lvl>
+    <w:lvl w:ilvl="7" w:tplc="040E0003" w:tentative="1">
+      <w:start w:val="1"/>
+      <w:numFmt w:val="bullet"/>
+      <w:lvlText w:val="o"/>
+      <w:lvlJc w:val="left"/>
+      <w:pPr>
+        <w:ind w:left="5760" w:hanging="360"/>
+      </w:pPr>
+      <w:rPr>
+        <w:rFonts w:ascii="Courier New" w:hAnsi="Courier New" w:cs="Courier New" w:hint="default"/>
+      </w:rPr>
+    </w:lvl>
+    <w:lvl w:ilvl="8" w:tplc="040E0005" w:tentative="1">
+      <w:start w:val="1"/>
+      <w:numFmt w:val="bullet"/>
+      <w:lvlText w:val=""/>
+      <w:lvlJc w:val="left"/>
+      <w:pPr>
+        <w:ind w:left="6480" w:hanging="360"/>
+      </w:pPr>
+      <w:rPr>
+        <w:rFonts w:ascii="Wingdings" w:hAnsi="Wingdings" w:hint="default"/>
+      </w:rPr>
+    </w:lvl>
+  </w:abstractNum>
+  <w:abstractNum w:abstractNumId="3" w15:restartNumberingAfterBreak="0">
     <w:nsid w:val="3A5632FE"/>
     <w:multiLevelType w:val="hybridMultilevel"/>
     <w:tmpl w:val="064A8054"/>
@@ -1765,7 +2182,7 @@
       </w:rPr>
     </w:lvl>
   </w:abstractNum>
-  <w:abstractNum w:abstractNumId="2" w15:restartNumberingAfterBreak="0">
+  <w:abstractNum w:abstractNumId="4" w15:restartNumberingAfterBreak="0">
     <w:nsid w:val="7AA558AC"/>
     <w:multiLevelType w:val="multilevel"/>
     <w:tmpl w:val="4AEE0144"/>
@@ -1881,16 +2298,25 @@
     </w:lvl>
   </w:abstractNum>
   <w:num w:numId="1">
-    <w:abstractNumId w:val="2"/>
+    <w:abstractNumId w:val="4"/>
   </w:num>
   <w:num w:numId="2">
     <w:abstractNumId w:val="0"/>
   </w:num>
   <w:num w:numId="3">
+    <w:abstractNumId w:val="4"/>
+  </w:num>
+  <w:num w:numId="4">
+    <w:abstractNumId w:val="3"/>
+  </w:num>
+  <w:num w:numId="5">
+    <w:abstractNumId w:val="1"/>
+  </w:num>
+  <w:num w:numId="6">
     <w:abstractNumId w:val="2"/>
   </w:num>
-  <w:num w:numId="4">
-    <w:abstractNumId w:val="1"/>
+  <w:num w:numId="7">
+    <w:abstractNumId w:val="3"/>
   </w:num>
 </w:numbering>
 </file>
@@ -2355,7 +2781,6 @@
   <w:style w:type="character" w:default="1" w:styleId="Bekezdsalapbettpusa">
     <w:name w:val="Default Paragraph Font"/>
     <w:uiPriority w:val="1"/>
-    <w:semiHidden/>
     <w:unhideWhenUsed/>
   </w:style>
   <w:style w:type="table" w:default="1" w:styleId="Normltblzat">
